--- a/document_templates/Акт сдачи-приемки выполненных работ_шаблон.docx
+++ b/document_templates/Акт сдачи-приемки выполненных работ_шаблон.docx
@@ -15,279 +15,35 @@
           <w:sz w:val="28"/>
           <w:lang w:val="ru-RU"/>
         </w:rPr>
-        <w:t xml:space="preserve">АКТ СДАЧИ-ПРИЕМКИ ВЫПОЛНЕННЫХ РАБОТ № </w:t>
-      </w:r>
-      <w:r>
-        <w:rPr>
-          <w:b/>
-          <w:sz w:val="28"/>
-          <w:lang w:val="ru-RU"/>
-        </w:rPr>
-        <w:t>{{ACT_NUMBER}}</w:t>
+        <w:t>АКТ СДАЧИ-ПРИЕМКИ ВЫПОЛНЕННЫХ РАБОТ № {{ACT_NUMBER}}</w:t>
       </w:r>
     </w:p>
     <w:p>
       <w:pPr>
         <w:jc w:val="center"/>
       </w:pPr>
-      <w:proofErr w:type="spellStart"/>
       <w:r>
         <w:rPr>
           <w:i/>
         </w:rPr>
-        <w:t>по</w:t>
-      </w:r>
-      <w:proofErr w:type="spellEnd"/>
-      <w:r>
-        <w:rPr>
-          <w:i/>
-        </w:rPr>
-        <w:t xml:space="preserve"> </w:t>
-      </w:r>
-      <w:proofErr w:type="spellStart"/>
-      <w:r>
-        <w:rPr>
-          <w:i/>
-        </w:rPr>
-        <w:t>Договору</w:t>
-      </w:r>
-      <w:proofErr w:type="spellEnd"/>
-      <w:r>
-        <w:rPr>
-          <w:i/>
-        </w:rPr>
-        <w:t xml:space="preserve"> № {{CONTRACT_NUMBER}} </w:t>
-      </w:r>
-      <w:proofErr w:type="spellStart"/>
-      <w:r>
-        <w:rPr>
-          <w:i/>
-        </w:rPr>
-        <w:t>от</w:t>
-      </w:r>
-      <w:proofErr w:type="spellEnd"/>
-      <w:r>
-        <w:rPr>
-          <w:i/>
-        </w:rPr>
-        <w:t xml:space="preserve"> «{{CONTRACT_DAY}}» {{CONTRACT_MONTH}} {{CONTRACT_YEAR}} г.</w:t>
+        <w:t>по Договору № {{CONTRACT_NUMBER}} от «{{CONTRACT_DAY}}» {{CONTRACT_MONTH}} {{CONTRACT_YEAR}} г.</w:t>
       </w:r>
     </w:p>
     <w:p>
       <w:r>
         <w:t>г. {{CITY}}</w:t>
-      </w:r>
-      <w:r>
         <w:tab/>
-      </w:r>
-      <w:r>
         <w:tab/>
-      </w:r>
-      <w:r>
         <w:tab/>
-      </w:r>
-      <w:r>
         <w:tab/>
-      </w:r>
-      <w:r>
         <w:tab/>
-      </w:r>
-      <w:r>
         <w:tab/>
         <w:t>«{{ACT_DAY}}» {{ACT_MONTH}} {{ACT_YEAR}} г.</w:t>
       </w:r>
     </w:p>
     <w:p>
       <w:r>
-        <w:t xml:space="preserve">{{CUSTOMER_NAME}}, </w:t>
-      </w:r>
-      <w:proofErr w:type="spellStart"/>
-      <w:r>
-        <w:t>именуемое</w:t>
-      </w:r>
-      <w:proofErr w:type="spellEnd"/>
-      <w:r>
-        <w:t xml:space="preserve"> в </w:t>
-      </w:r>
-      <w:proofErr w:type="spellStart"/>
-      <w:r>
-        <w:t>дальнейшем</w:t>
-      </w:r>
-      <w:proofErr w:type="spellEnd"/>
-      <w:r>
-        <w:t xml:space="preserve"> «</w:t>
-      </w:r>
-      <w:proofErr w:type="spellStart"/>
-      <w:r>
-        <w:t>Заказчик</w:t>
-      </w:r>
-      <w:proofErr w:type="spellEnd"/>
-      <w:r>
-        <w:t xml:space="preserve">», в </w:t>
-      </w:r>
-      <w:proofErr w:type="spellStart"/>
-      <w:r>
-        <w:t>лице</w:t>
-      </w:r>
-      <w:proofErr w:type="spellEnd"/>
-      <w:r>
-        <w:t xml:space="preserve"> {{CUSTOMER_SIGNER_POSITION}} </w:t>
-      </w:r>
-      <w:r>
-        <w:t>{{CUSTOMER_SIGNER_NAME_FULL}}</w:t>
-      </w:r>
-      <w:r>
-        <w:t xml:space="preserve">, </w:t>
-      </w:r>
-      <w:proofErr w:type="spellStart"/>
-      <w:r>
-        <w:t>действующего</w:t>
-      </w:r>
-      <w:proofErr w:type="spellEnd"/>
-      <w:r>
-        <w:t xml:space="preserve"> </w:t>
-      </w:r>
-      <w:proofErr w:type="spellStart"/>
-      <w:r>
-        <w:t>на</w:t>
-      </w:r>
-      <w:proofErr w:type="spellEnd"/>
-      <w:r>
-        <w:t xml:space="preserve"> </w:t>
-      </w:r>
-      <w:proofErr w:type="spellStart"/>
-      <w:r>
-        <w:t>основании</w:t>
-      </w:r>
-      <w:proofErr w:type="spellEnd"/>
-      <w:r>
-        <w:t xml:space="preserve"> {{CUSTOMER_AUTH_DOC}}, с </w:t>
-      </w:r>
-      <w:proofErr w:type="spellStart"/>
-      <w:r>
-        <w:t>одной</w:t>
-      </w:r>
-      <w:proofErr w:type="spellEnd"/>
-      <w:r>
-        <w:t xml:space="preserve"> </w:t>
-      </w:r>
-      <w:proofErr w:type="spellStart"/>
-      <w:r>
-        <w:t>стороны</w:t>
-      </w:r>
-      <w:proofErr w:type="spellEnd"/>
-      <w:r>
-        <w:t xml:space="preserve">, и {{CONTRACTOR_NAME}}, </w:t>
-      </w:r>
-      <w:proofErr w:type="spellStart"/>
-      <w:r>
-        <w:t>именуемое</w:t>
-      </w:r>
-      <w:proofErr w:type="spellEnd"/>
-      <w:r>
-        <w:t xml:space="preserve"> в </w:t>
-      </w:r>
-      <w:proofErr w:type="spellStart"/>
-      <w:r>
-        <w:t>дальнейшем</w:t>
-      </w:r>
-      <w:proofErr w:type="spellEnd"/>
-      <w:r>
-        <w:t xml:space="preserve"> «</w:t>
-      </w:r>
-      <w:proofErr w:type="spellStart"/>
-      <w:r>
-        <w:t>Исполнитель</w:t>
-      </w:r>
-      <w:proofErr w:type="spellEnd"/>
-      <w:r>
-        <w:t xml:space="preserve">», в </w:t>
-      </w:r>
-      <w:proofErr w:type="spellStart"/>
-      <w:r>
-        <w:t>лице</w:t>
-      </w:r>
-      <w:proofErr w:type="spellEnd"/>
-      <w:r>
-        <w:t xml:space="preserve"> {{CONTRACTOR_SIGNER_POSITION}} </w:t>
-      </w:r>
-      <w:r>
-        <w:t>{{CONTRACTOR_SIGNER_NAME_FULL}}</w:t>
-      </w:r>
-      <w:r>
-        <w:t xml:space="preserve">, </w:t>
-      </w:r>
-      <w:proofErr w:type="spellStart"/>
-      <w:r>
-        <w:t>действующего</w:t>
-      </w:r>
-      <w:proofErr w:type="spellEnd"/>
-      <w:r>
-        <w:t xml:space="preserve"> </w:t>
-      </w:r>
-      <w:proofErr w:type="spellStart"/>
-      <w:r>
-        <w:t>на</w:t>
-      </w:r>
-      <w:proofErr w:type="spellEnd"/>
-      <w:r>
-        <w:t xml:space="preserve"> </w:t>
-      </w:r>
-      <w:proofErr w:type="spellStart"/>
-      <w:r>
-        <w:t>основании</w:t>
-      </w:r>
-      <w:proofErr w:type="spellEnd"/>
-      <w:r>
-        <w:t xml:space="preserve"> {{CONTRACTOR_AUTH_DOC}}, с </w:t>
-      </w:r>
-      <w:proofErr w:type="spellStart"/>
-      <w:r>
-        <w:t>другой</w:t>
-      </w:r>
-      <w:proofErr w:type="spellEnd"/>
-      <w:r>
-        <w:t xml:space="preserve"> </w:t>
-      </w:r>
-      <w:proofErr w:type="spellStart"/>
-      <w:r>
-        <w:t>стороны</w:t>
-      </w:r>
-      <w:proofErr w:type="spellEnd"/>
-      <w:r>
-        <w:t xml:space="preserve">, </w:t>
-      </w:r>
-      <w:proofErr w:type="spellStart"/>
-      <w:r>
-        <w:t>составили</w:t>
-      </w:r>
-      <w:proofErr w:type="spellEnd"/>
-      <w:r>
-        <w:t xml:space="preserve"> </w:t>
-      </w:r>
-      <w:proofErr w:type="spellStart"/>
-      <w:r>
-        <w:t>настоящий</w:t>
-      </w:r>
-      <w:proofErr w:type="spellEnd"/>
-      <w:r>
-        <w:t xml:space="preserve"> </w:t>
-      </w:r>
-      <w:proofErr w:type="spellStart"/>
-      <w:r>
-        <w:t>Акт</w:t>
-      </w:r>
-      <w:proofErr w:type="spellEnd"/>
-      <w:r>
-        <w:t xml:space="preserve"> о </w:t>
-      </w:r>
-      <w:proofErr w:type="spellStart"/>
-      <w:r>
-        <w:t>нижеследующем</w:t>
-      </w:r>
-      <w:proofErr w:type="spellEnd"/>
-      <w:r>
-        <w:t>:</w:t>
+        <w:t>{{CUSTOMER_NAME}}, именуемое в дальнейшем «Заказчик», в лице {{CUSTOMER_SIGNER_POSITION_GENITIVE}} {{CUSTOMER_SIGNER_NAME_GENITIVE}}, действующего на основании {{CUSTOMER_AUTH_DOC}}, с одной стороны, и {{CONTRACTOR_NAME}}, именуемое в дальнейшем «Исполнитель», в лице {{CONTRACTOR_SIGNER_POSITION_GENITIVE}} {{CONTRACTOR_SIGNER_NAME_GENITIVE}}, действующего на основании {{CONTRACTOR_AUTH_DOC}}, с другой стороны, составили настоящий Акт о нижеследующем:</w:t>
       </w:r>
     </w:p>
     <w:p>
@@ -391,32 +147,11 @@
             <w:vAlign w:val="center"/>
           </w:tcPr>
           <w:p>
-            <w:proofErr w:type="spellStart"/>
             <w:r>
               <w:rPr>
                 <w:sz w:val="20"/>
               </w:rPr>
-              <w:t>От</w:t>
-            </w:r>
-            <w:proofErr w:type="spellEnd"/>
-            <w:r>
-              <w:rPr>
-                <w:sz w:val="20"/>
-              </w:rPr>
-              <w:t xml:space="preserve"> </w:t>
-            </w:r>
-            <w:proofErr w:type="spellStart"/>
-            <w:r>
-              <w:rPr>
-                <w:sz w:val="20"/>
-              </w:rPr>
-              <w:t>Заказчика</w:t>
-            </w:r>
-            <w:proofErr w:type="spellEnd"/>
-            <w:r>
-              <w:rPr>
-                <w:sz w:val="20"/>
-              </w:rPr>
+              <w:t>От Заказчика</w:t>
               <w:br/>
               <w:t>{{CUSTOMER_SIGNER_POSITION}}</w:t>
             </w:r>
@@ -428,32 +163,11 @@
             <w:vAlign w:val="center"/>
           </w:tcPr>
           <w:p>
-            <w:proofErr w:type="spellStart"/>
             <w:r>
               <w:rPr>
                 <w:sz w:val="20"/>
               </w:rPr>
-              <w:t>От</w:t>
-            </w:r>
-            <w:proofErr w:type="spellEnd"/>
-            <w:r>
-              <w:rPr>
-                <w:sz w:val="20"/>
-              </w:rPr>
-              <w:t xml:space="preserve"> </w:t>
-            </w:r>
-            <w:proofErr w:type="spellStart"/>
-            <w:r>
-              <w:rPr>
-                <w:sz w:val="20"/>
-              </w:rPr>
-              <w:t>Исполнителя</w:t>
-            </w:r>
-            <w:proofErr w:type="spellEnd"/>
-            <w:r>
-              <w:rPr>
-                <w:sz w:val="20"/>
-              </w:rPr>
+              <w:t>От Исполнителя</w:t>
               <w:br/>
               <w:t>{{CONTRACTOR_SIGNER_POSITION}}</w:t>
             </w:r>

--- a/document_templates/Акт сдачи-приемки выполненных работ_шаблон.docx
+++ b/document_templates/Акт сдачи-приемки выполненных работ_шаблон.docx
@@ -21,39 +21,136 @@
     <w:p>
       <w:pPr>
         <w:jc w:val="center"/>
+        <w:rPr>
+          <w:sz w:val="24"/>
+          <w:szCs w:val="24"/>
+        </w:rPr>
       </w:pPr>
       <w:r>
         <w:rPr>
           <w:i/>
+          <w:sz w:val="24"/>
+          <w:szCs w:val="24"/>
         </w:rPr>
         <w:t>по Договору № {{CONTRACT_NUMBER}} от «{{CONTRACT_DAY}}» {{CONTRACT_MONTH}} {{CONTRACT_YEAR}} г.</w:t>
       </w:r>
     </w:p>
     <w:p>
+      <w:pPr>
+        <w:rPr>
+          <w:sz w:val="24"/>
+          <w:szCs w:val="24"/>
+        </w:rPr>
+      </w:pPr>
       <w:r>
+        <w:rPr>
+          <w:sz w:val="24"/>
+          <w:szCs w:val="24"/>
+        </w:rPr>
         <w:t>г. {{CITY}}</w:t>
+      </w:r>
+      <w:r>
+        <w:rPr>
+          <w:sz w:val="24"/>
+          <w:szCs w:val="24"/>
+        </w:rPr>
         <w:tab/>
+      </w:r>
+      <w:r>
+        <w:rPr>
+          <w:sz w:val="24"/>
+          <w:szCs w:val="24"/>
+        </w:rPr>
         <w:tab/>
+      </w:r>
+      <w:r>
+        <w:rPr>
+          <w:sz w:val="24"/>
+          <w:szCs w:val="24"/>
+        </w:rPr>
         <w:tab/>
+      </w:r>
+      <w:r>
+        <w:rPr>
+          <w:sz w:val="24"/>
+          <w:szCs w:val="24"/>
+        </w:rPr>
         <w:tab/>
+      </w:r>
+      <w:r>
+        <w:rPr>
+          <w:sz w:val="24"/>
+          <w:szCs w:val="24"/>
+        </w:rPr>
         <w:tab/>
+      </w:r>
+      <w:r>
+        <w:rPr>
+          <w:sz w:val="24"/>
+          <w:szCs w:val="24"/>
+        </w:rPr>
         <w:tab/>
-        <w:t>«{{ACT_DAY}}» {{ACT_MONTH}} {{ACT_YEAR}} г.</w:t>
+      </w:r>
+      <w:r>
+        <w:rPr>
+          <w:sz w:val="24"/>
+          <w:szCs w:val="24"/>
+        </w:rPr>
+        <w:t xml:space="preserve">                         </w:t>
+      </w:r>
+      <w:r>
+        <w:rPr>
+          <w:sz w:val="24"/>
+          <w:szCs w:val="24"/>
+        </w:rPr>
+        <w:t xml:space="preserve">«{{ACT_DAY}}» {{ACT_MONTH}} </w:t>
+      </w:r>
+      <w:r>
+        <w:rPr>
+          <w:sz w:val="24"/>
+          <w:szCs w:val="24"/>
+        </w:rPr>
+        <w:t xml:space="preserve">  </w:t>
+      </w:r>
+      <w:r>
+        <w:rPr>
+          <w:sz w:val="24"/>
+          <w:szCs w:val="24"/>
+        </w:rPr>
+        <w:t>{{ACT_YEAR}} г.</w:t>
       </w:r>
     </w:p>
     <w:p>
+      <w:pPr>
+        <w:ind w:firstLine="720"/>
+        <w:jc w:val="both"/>
+        <w:rPr>
+          <w:sz w:val="24"/>
+          <w:szCs w:val="24"/>
+        </w:rPr>
+      </w:pPr>
       <w:r>
+        <w:rPr>
+          <w:sz w:val="24"/>
+          <w:szCs w:val="24"/>
+        </w:rPr>
         <w:t>{{CUSTOMER_NAME}}, именуемое в дальнейшем «Заказчик», в лице {{CUSTOMER_SIGNER_POSITION_GENITIVE}} {{CUSTOMER_SIGNER_NAME_GENITIVE}}, действующего на основании {{CUSTOMER_AUTH_DOC}}, с одной стороны, и {{CONTRACTOR_NAME}}, именуемое в дальнейшем «Исполнитель», в лице {{CONTRACTOR_SIGNER_POSITION_GENITIVE}} {{CONTRACTOR_SIGNER_NAME_GENITIVE}}, действующего на основании {{CONTRACTOR_AUTH_DOC}}, с другой стороны, составили настоящий Акт о нижеследующем:</w:t>
       </w:r>
     </w:p>
     <w:p>
       <w:pPr>
+        <w:ind w:firstLine="720"/>
+        <w:jc w:val="both"/>
         <w:rPr>
+          <w:sz w:val="24"/>
+          <w:szCs w:val="24"/>
           <w:lang w:val="ru-RU"/>
         </w:rPr>
       </w:pPr>
       <w:r>
         <w:rPr>
+          <w:sz w:val="24"/>
+          <w:szCs w:val="24"/>
           <w:lang w:val="ru-RU"/>
         </w:rPr>
         <w:t>1. В соответствии с условиями Договора Исполнитель выполнил, а Заказчик принял работы: {{WORK_DESCRIPTION}} на объекте {{OBJECT_ADDRESS}}.</w:t>
@@ -61,12 +158,18 @@
     </w:p>
     <w:p>
       <w:pPr>
+        <w:ind w:firstLine="720"/>
+        <w:jc w:val="both"/>
         <w:rPr>
+          <w:sz w:val="24"/>
+          <w:szCs w:val="24"/>
           <w:lang w:val="ru-RU"/>
         </w:rPr>
       </w:pPr>
       <w:r>
         <w:rPr>
+          <w:sz w:val="24"/>
+          <w:szCs w:val="24"/>
           <w:lang w:val="ru-RU"/>
         </w:rPr>
         <w:t>2. Работы выполнялись в {{WORK_PERIOD}}.</w:t>
@@ -74,12 +177,18 @@
     </w:p>
     <w:p>
       <w:pPr>
+        <w:ind w:firstLine="720"/>
+        <w:jc w:val="both"/>
         <w:rPr>
+          <w:sz w:val="24"/>
+          <w:szCs w:val="24"/>
           <w:lang w:val="ru-RU"/>
         </w:rPr>
       </w:pPr>
       <w:r>
         <w:rPr>
+          <w:sz w:val="24"/>
+          <w:szCs w:val="24"/>
           <w:lang w:val="ru-RU"/>
         </w:rPr>
         <w:t>3. Работы выполнены надлежащим образом, в установленный срок и в полном соответствии с требованиями Договора на сумму {{AMOUNT}} руб., в том числе НДС {{VAT_RATE}}% - {{VAT_AMOUNT}} руб.</w:t>
@@ -87,12 +196,18 @@
     </w:p>
     <w:p>
       <w:pPr>
+        <w:ind w:firstLine="720"/>
+        <w:jc w:val="both"/>
         <w:rPr>
+          <w:sz w:val="24"/>
+          <w:szCs w:val="24"/>
           <w:lang w:val="ru-RU"/>
         </w:rPr>
       </w:pPr>
       <w:r>
         <w:rPr>
+          <w:sz w:val="24"/>
+          <w:szCs w:val="24"/>
           <w:lang w:val="ru-RU"/>
         </w:rPr>
         <w:t>4. Настоящий Акт составлен «{{ACT_DAY}}» {{ACT_MONTH}} {{ACT_YEAR}} г. в {{COPIES_COUNT}} экземплярах.</w:t>
@@ -100,12 +215,18 @@
     </w:p>
     <w:p>
       <w:pPr>
+        <w:ind w:firstLine="720"/>
+        <w:jc w:val="both"/>
         <w:rPr>
+          <w:sz w:val="24"/>
+          <w:szCs w:val="24"/>
           <w:lang w:val="ru-RU"/>
         </w:rPr>
       </w:pPr>
       <w:r>
         <w:rPr>
+          <w:sz w:val="24"/>
+          <w:szCs w:val="24"/>
           <w:lang w:val="ru-RU"/>
         </w:rPr>
         <w:t>5. Подписание настоящего Акта не лишает Заказчика права оспаривать объем, стоимость и качество работ при выявлении недостатков.</w:t>
@@ -114,6 +235,8 @@
     <w:p>
       <w:pPr>
         <w:rPr>
+          <w:sz w:val="24"/>
+          <w:szCs w:val="24"/>
           <w:lang w:val="ru-RU"/>
         </w:rPr>
       </w:pPr>
@@ -124,18 +247,18 @@
         <w:tblW w:w="0" w:type="auto"/>
         <w:jc w:val="center"/>
         <w:tblBorders>
-          <w:top w:val="single" w:sz="4" w:space="0" w:color="555555"/>
-          <w:left w:val="single" w:sz="4" w:space="0" w:color="555555"/>
-          <w:bottom w:val="single" w:sz="4" w:space="0" w:color="555555"/>
-          <w:right w:val="single" w:sz="4" w:space="0" w:color="555555"/>
-          <w:insideH w:val="single" w:sz="4" w:space="0" w:color="555555"/>
-          <w:insideV w:val="single" w:sz="4" w:space="0" w:color="555555"/>
+          <w:top w:val="none" w:sz="0" w:space="0" w:color="auto"/>
+          <w:left w:val="none" w:sz="0" w:space="0" w:color="auto"/>
+          <w:bottom w:val="none" w:sz="0" w:space="0" w:color="auto"/>
+          <w:right w:val="none" w:sz="0" w:space="0" w:color="auto"/>
+          <w:insideH w:val="none" w:sz="0" w:space="0" w:color="auto"/>
+          <w:insideV w:val="none" w:sz="0" w:space="0" w:color="auto"/>
         </w:tblBorders>
         <w:tblLook w:val="04A0" w:firstRow="1" w:lastRow="0" w:firstColumn="1" w:lastColumn="0" w:noHBand="0" w:noVBand="1"/>
       </w:tblPr>
       <w:tblGrid>
-        <w:gridCol w:w="4536"/>
-        <w:gridCol w:w="4536"/>
+        <w:gridCol w:w="6328"/>
+        <w:gridCol w:w="4147"/>
       </w:tblGrid>
       <w:tr>
         <w:trPr>
@@ -143,15 +266,42 @@
         </w:trPr>
         <w:tc>
           <w:tcPr>
-            <w:tcW w:w="4536" w:type="dxa"/>
+            <w:tcW w:w="6328" w:type="dxa"/>
             <w:vAlign w:val="center"/>
           </w:tcPr>
           <w:p>
+            <w:pPr>
+              <w:rPr>
+                <w:sz w:val="24"/>
+                <w:szCs w:val="24"/>
+              </w:rPr>
+            </w:pPr>
+            <w:proofErr w:type="spellStart"/>
             <w:r>
               <w:rPr>
-                <w:sz w:val="20"/>
+                <w:szCs w:val="24"/>
               </w:rPr>
-              <w:t>От Заказчика</w:t>
+              <w:t>От</w:t>
+            </w:r>
+            <w:proofErr w:type="spellEnd"/>
+            <w:r>
+              <w:rPr>
+                <w:szCs w:val="24"/>
+              </w:rPr>
+              <w:t xml:space="preserve"> </w:t>
+            </w:r>
+            <w:proofErr w:type="spellStart"/>
+            <w:r>
+              <w:rPr>
+                <w:szCs w:val="24"/>
+              </w:rPr>
+              <w:t>Заказчика</w:t>
+            </w:r>
+            <w:proofErr w:type="spellEnd"/>
+            <w:r>
+              <w:rPr>
+                <w:szCs w:val="24"/>
+              </w:rPr>
               <w:br/>
               <w:t>{{CUSTOMER_SIGNER_POSITION}}</w:t>
             </w:r>
@@ -159,15 +309,26 @@
         </w:tc>
         <w:tc>
           <w:tcPr>
-            <w:tcW w:w="4536" w:type="dxa"/>
+            <w:tcW w:w="3655" w:type="dxa"/>
             <w:vAlign w:val="center"/>
           </w:tcPr>
           <w:p>
+            <w:pPr>
+              <w:rPr>
+                <w:sz w:val="24"/>
+                <w:szCs w:val="24"/>
+              </w:rPr>
+            </w:pPr>
             <w:r>
               <w:rPr>
-                <w:sz w:val="20"/>
+                <w:szCs w:val="24"/>
               </w:rPr>
               <w:t>От Исполнителя</w:t>
+            </w:r>
+            <w:r>
+              <w:rPr>
+                <w:szCs w:val="24"/>
+              </w:rPr>
               <w:br/>
               <w:t>{{CONTRACTOR_SIGNER_POSITION}}</w:t>
             </w:r>
@@ -176,17 +337,24 @@
       </w:tr>
       <w:tr>
         <w:trPr>
+          <w:trHeight w:val="355"/>
           <w:jc w:val="center"/>
         </w:trPr>
         <w:tc>
           <w:tcPr>
-            <w:tcW w:w="4536" w:type="dxa"/>
+            <w:tcW w:w="6328" w:type="dxa"/>
             <w:vAlign w:val="center"/>
           </w:tcPr>
           <w:p>
+            <w:pPr>
+              <w:rPr>
+                <w:sz w:val="24"/>
+                <w:szCs w:val="24"/>
+              </w:rPr>
+            </w:pPr>
             <w:r>
               <w:rPr>
-                <w:sz w:val="20"/>
+                <w:szCs w:val="24"/>
               </w:rPr>
               <w:t>________________ / {{LEFT_SIGNER_NAME}} /</w:t>
             </w:r>
@@ -194,13 +362,19 @@
         </w:tc>
         <w:tc>
           <w:tcPr>
-            <w:tcW w:w="4536" w:type="dxa"/>
+            <w:tcW w:w="3655" w:type="dxa"/>
             <w:vAlign w:val="center"/>
           </w:tcPr>
           <w:p>
+            <w:pPr>
+              <w:rPr>
+                <w:sz w:val="24"/>
+                <w:szCs w:val="24"/>
+              </w:rPr>
+            </w:pPr>
             <w:r>
               <w:rPr>
-                <w:sz w:val="20"/>
+                <w:szCs w:val="24"/>
               </w:rPr>
               <w:t>________________ / {{RIGHT_SIGNER_NAME}} /</w:t>
             </w:r>
@@ -213,13 +387,19 @@
         </w:trPr>
         <w:tc>
           <w:tcPr>
-            <w:tcW w:w="4536" w:type="dxa"/>
+            <w:tcW w:w="6328" w:type="dxa"/>
             <w:vAlign w:val="center"/>
           </w:tcPr>
           <w:p>
+            <w:pPr>
+              <w:rPr>
+                <w:sz w:val="24"/>
+                <w:szCs w:val="24"/>
+              </w:rPr>
+            </w:pPr>
             <w:r>
               <w:rPr>
-                <w:sz w:val="20"/>
+                <w:szCs w:val="24"/>
               </w:rPr>
               <w:t>М.П.</w:t>
             </w:r>
@@ -227,13 +407,19 @@
         </w:tc>
         <w:tc>
           <w:tcPr>
-            <w:tcW w:w="4536" w:type="dxa"/>
+            <w:tcW w:w="3655" w:type="dxa"/>
             <w:vAlign w:val="center"/>
           </w:tcPr>
           <w:p>
+            <w:pPr>
+              <w:rPr>
+                <w:sz w:val="24"/>
+                <w:szCs w:val="24"/>
+              </w:rPr>
+            </w:pPr>
             <w:r>
               <w:rPr>
-                <w:sz w:val="20"/>
+                <w:szCs w:val="24"/>
               </w:rPr>
               <w:t>М.П.</w:t>
             </w:r>
